--- a/content-src/docx/R TLS 1999 12 10 Smoking Book.docx
+++ b/content-src/docx/R TLS 1999 12 10 Smoking Book.docx
@@ -37,6 +37,11 @@
     </w:p>
     <w:p>
       <w:r>
+        <w:t>&lt;category&gt;recreation&lt;/category&gt;</w:t>
+      </w:r>
+    </w:p>
+    <w:p>
+      <w:r>
         <w:t xml:space="preserve">Addiction does not have a narrative; it is cyclical, interminable. "Giving up" doesn't have a narrative either; it comes flooded with pain and loss, over and over, and the same possibility that "giving up" might end at any moment. This was the triumph of Irvine Welsh's Trainspotting, and its episodic, picaresque feel; there was only a small continuity to its chapters, because by and large they rehearsed the same two states of being: using heroin, and not using heroin. People who have never smoked do not spend their lives not-smoking; they live. People who have given up smoking do spend their lives not-smoking. Everything they do is overlaid by an awareness of what they are not doing.</w:t>
       </w:r>
     </w:p>

--- a/content-src/docx/R TLS 1999 12 10 Smoking Book.docx
+++ b/content-src/docx/R TLS 1999 12 10 Smoking Book.docx
@@ -26,13 +26,7 @@
         <w:br/>
       </w:r>
       <w:r>
-        <w:t xml:space="preserve">238pp. University of Chicago Press; distributed in the UK by Wiley. £15.50.</w:t>
-      </w:r>
-      <w:r>
-        <w:br/>
-      </w:r>
-      <w:r>
-        <w:t xml:space="preserve">0 226 77330 2&lt;/details&gt;</w:t>
+        <w:t xml:space="preserve">238pp, University of Chicago Press, £15.50&lt;/details&gt;</w:t>
       </w:r>
     </w:p>
     <w:p>
@@ -57,7 +51,13 @@
     </w:p>
     <w:p>
       <w:r>
+        <w:t xml:space="preserve">&lt;quote&gt;</w:t>
+      </w:r>
+      <w:r>
         <w:t xml:space="preserve">There's a genre of which I partake – the writing-through-addiction genre. Writing as enabled by addiction; and its obverse: writing through it as in a thriller, driving through a roadblock, coming out the other side. This genre is designed to be diaristic, tediously personal, acutely experiential . . . . Those repressed gestures of the voice emerge as temperamental snarls, idiosyncratic whines, and murderously solipsistic mutterings. To engender a voice – gravely, generically traced by its own dissolution: this is to not-give-up.</w:t>
+      </w:r>
+      <w:r>
+        <w:t xml:space="preserve">&lt;/quote&gt;</w:t>
       </w:r>
     </w:p>
     <w:p>
@@ -67,7 +67,19 @@
     </w:p>
     <w:p>
       <w:r>
-        <w:t xml:space="preserve">Ultimately, The Smoking Book does create a misty, disorienting sense of the economies of desire and memory, of consumption, residue and need. Its vaguenesses are sometimes unsatisfying (do her parents really get murdered, or does she merely dream this while watching Spellbound on television, and having, as far as one can make out, a miscarriage?), and her descent into depression (and even madness?) is offered in opaque fragments. The chapters of film criticism (Stern's other books are non-fiction essays on the cinema) are not sufficiently interesting or germane, and feel bolted on in times of low inspiration. There are various clues that the narrator wishes to write a novel ("she felt it all fall into place, the massive accumulation of meaningless experience, the miasma of diaristic tedium . . . she could at last aspire to fiction") but cannot manage it; that dealing with addiction, to men or drink or cigarettes, or with her past, has hampered her. The book concludes, epiphanically, with these lines: "She begins, for the first time, to imagine writing. To imagine writing, rather than to imagine smoking." It has been a long process, getting to that point; and, as a reader, it feels a little like paying for someone else's psychotherapy.</w:t>
+        <w:t xml:space="preserve">Ultimately, The Smoking Book does create a misty, disorienting sense of the economies of desire and memory, of consumption, residue and need. Its vaguenesses are sometimes unsatisfying (do her parents really get murdered, or does she merely dream this while watching Spellbound on television, and having, as far as one can make out, a miscarriage?), and her descent into depression (and even madness?) is offered in opaque fragments. The chapters of film criticism (Stern's other books are non-fiction essays on the cinema) are not sufficiently interesting or germane, and feel bolted on in times of low inspiration. There are various clues that the narrator wishes to write a novel ("she felt it all fall into place, the massive accumulation of meaningless experience, the miasma of diaristic tedium . . . she could at last aspire to fiction") but cannot manage it; that dealing with addiction, to men or drink or cigarettes, or with her past, has hampered her. The book concludes, epiphanically, with these lines: </w:t>
+      </w:r>
+      <w:r>
+        <w:t xml:space="preserve">&lt;quote&gt;</w:t>
+      </w:r>
+      <w:r>
+        <w:t xml:space="preserve">She begins, for the first time, to imagine writing. To imagine writing, rather than to imagine smoking.</w:t>
+      </w:r>
+      <w:r>
+        <w:t xml:space="preserve">&lt;/quote&gt;</w:t>
+      </w:r>
+      <w:r>
+        <w:t xml:space="preserve"> It has been a long process, getting to that point; and, as a reader, it feels a little like paying for someone else's psychotherapy.</w:t>
       </w:r>
     </w:p>
     <w:sectPr/>

--- a/content-src/docx/R TLS 1999 12 10 Smoking Book.docx
+++ b/content-src/docx/R TLS 1999 12 10 Smoking Book.docx
@@ -54,7 +54,7 @@
         <w:t xml:space="preserve">&lt;quote&gt;</w:t>
       </w:r>
       <w:r>
-        <w:t xml:space="preserve">There's a genre of which I partake – the writing-through-addiction genre. Writing as enabled by addiction; and its obverse: writing through it as in a thriller, driving through a roadblock, coming out the other side. This genre is designed to be diaristic, tediously personal, acutely experiential . . . . Those repressed gestures of the voice emerge as temperamental snarls, idiosyncratic whines, and murderously solipsistic mutterings. To engender a voice – gravely, generically traced by its own dissolution: this is to not-give-up.</w:t>
+        <w:t xml:space="preserve">There's a genre of which I partake – the writing-through-addiction genre. Writing as enabled by addiction; and its obverse: writing through it as in a thriller, driving through a roadblock, coming out the other side. This genre is designed to be diaristic, tediously personal, acutely experiential…. Those repressed gestures of the voice emerge as temperamental snarls, idiosyncratic whines, and murderously solipsistic mutterings. To engender a voice – gravely, generically traced by its own dissolution: this is to not-give-up.</w:t>
       </w:r>
       <w:r>
         <w:t xml:space="preserve">&lt;/quote&gt;</w:t>
@@ -67,7 +67,7 @@
     </w:p>
     <w:p>
       <w:r>
-        <w:t xml:space="preserve">Ultimately, The Smoking Book does create a misty, disorienting sense of the economies of desire and memory, of consumption, residue and need. Its vaguenesses are sometimes unsatisfying (do her parents really get murdered, or does she merely dream this while watching Spellbound on television, and having, as far as one can make out, a miscarriage?), and her descent into depression (and even madness?) is offered in opaque fragments. The chapters of film criticism (Stern's other books are non-fiction essays on the cinema) are not sufficiently interesting or germane, and feel bolted on in times of low inspiration. There are various clues that the narrator wishes to write a novel ("she felt it all fall into place, the massive accumulation of meaningless experience, the miasma of diaristic tedium . . . she could at last aspire to fiction") but cannot manage it; that dealing with addiction, to men or drink or cigarettes, or with her past, has hampered her. The book concludes, epiphanically, with these lines: </w:t>
+        <w:t xml:space="preserve">Ultimately, The Smoking Book does create a misty, disorienting sense of the economies of desire and memory, of consumption, residue and need. Its vaguenesses are sometimes unsatisfying (do her parents really get murdered, or does she merely dream this while watching Spellbound on television, and having, as far as one can make out, a miscarriage?), and her descent into depression (and even madness?) is offered in opaque fragments. The chapters of film criticism (Stern's other books are non-fiction essays on the cinema) are not sufficiently interesting or germane, and feel bolted on in times of low inspiration. There are various clues that the narrator wishes to write a novel ("she felt it all fall into place, the massive accumulation of meaningless experience, the miasma of diaristic tedium… she could at last aspire to fiction") but cannot manage it; that dealing with addiction, to men or drink or cigarettes, or with her past, has hampered her. The book concludes, epiphanically, with these lines: </w:t>
       </w:r>
       <w:r>
         <w:t xml:space="preserve">&lt;quote&gt;</w:t>
